--- a/Documentation CZ/Pitch CZ 5.0.docx
+++ b/Documentation CZ/Pitch CZ 5.0.docx
@@ -12,7 +12,7 @@
     </w:p>
     <w:p>
       <w:r>
-        <w:t>Datum: 28. dubna 2026</w:t>
+        <w:t>Datum: 29. dubna 2026</w:t>
       </w:r>
     </w:p>
     <w:p>
@@ -22,7 +22,7 @@
     </w:p>
     <w:p>
       <w:r>
-        <w:t>Alfa Stream v5.0 je produkčně připravená datová platforma postavená na moderním cloudovém stacku. Základ je pevný: automatizované pipeline, strukturovaný Snowflake warehouse, dbt transformace a Power BI dashboardy. Níže jsou tři jasné směry, kudy platformu posunout na další úroveň.</w:t>
+        <w:t>Alfa Stream v5.0 je produkčně připravená datová platforma postavená na moderním cloudovém stacku — kombinující datové inženýrství, datovou analytiku a strojové učení. Základ je pevný: automatizované pipeline, strukturovaný Snowflake warehouse, dbt transformace, Power BI dashboardy a integrovaný Prophet predikční model. Níže jsou dva jasné směry pro další rozvoj platformy.</w:t>
       </w:r>
     </w:p>
     <w:p>
@@ -30,22 +30,22 @@
         <w:pStyle w:val="Heading1"/>
       </w:pPr>
       <w:r>
-        <w:t>1.  Doručování dat v téměř reálném čase</w:t>
+        <w:t>1.  Predikce příjmů — IMPLEMENTOVÁNO</w:t>
       </w:r>
     </w:p>
     <w:p>
       <w:r>
-        <w:t>Aktuální stav: data jsou zpracovávána v naplánovaných dávkách — ideální pro denní reporting a historickou analýzu.</w:t>
+        <w:t>Implementováno: Model Facebook Prophet (DAG 06) běží automaticky po každém pipeline cyklu.</w:t>
       </w:r>
     </w:p>
     <w:p>
       <w:r>
-        <w:t>Další krok: integrace Snowflake Snowpipe s cloudovým objektovým úložištěm (AWS S3 nebo Azure Blob). Data by se ve Snowflake objevovala v řádu sekund od jejich vygenerování, což umožní živé sledování prodejů a konverzí během období vysokého trafficu, jako jsou Black Friday nebo sezónní kampaně.</w:t>
+        <w:t>Co dělá: trénuje samostatný model časových řad pro každou kategorii produktu na základě historických měsíčních příjmů a zapisuje 6měsíční predikce dopředu (s 95% intervalem spolehlivosti) do Snowflake GOLD jako ML_REVENUE_FORECAST. Výsledky jsou vizualizovány v Power BI vedle skutečných hodnot.</w:t>
       </w:r>
     </w:p>
     <w:p>
       <w:r>
-        <w:t>Byznysová hodnota: operační týmy mohou reagovat na propady v konverzích nebo neobvyklé vzorce objednávek v reálném čase — ne až druhý den ráno.</w:t>
+        <w:t>Byznysová hodnota: finanční a obchodní týmy vidí datově podložená očekávání příjmů na příští dvě čtvrtletí, což umožňuje lepší plánování zásob a sestavení rozpočtu.</w:t>
       </w:r>
     </w:p>
     <w:p>
@@ -53,41 +53,22 @@
         <w:pStyle w:val="Heading1"/>
       </w:pPr>
       <w:r>
-        <w:t>2.  Prediktivní analytika &amp; strojové učení</w:t>
+        <w:t>2.  Detekce anomálií</w:t>
       </w:r>
     </w:p>
     <w:p>
       <w:r>
-        <w:t>S pěti lety simulované historie je platforma dobře připravena na podporu prediktivních modelů. Možné aplikace:</w:t>
-      </w:r>
-    </w:p>
-    <w:p>
-      <w:pPr>
-        <w:pStyle w:val="ListBullet"/>
-      </w:pPr>
-      <w:r>
-        <w:t>Předpověď prodejů — predikce tržeb příštího čtvrtletí podle kategorie produktu a hodiny dne, což umožní chytřejší rozhodování o zásobách a personálním obsazení.</w:t>
-      </w:r>
-    </w:p>
-    <w:p>
-      <w:pPr>
-        <w:pStyle w:val="ListBullet"/>
-      </w:pPr>
-      <w:r>
-        <w:t>Detekce anomálií — automatická upozornění, pokud se attach rate doplňkových služeb výrazně odchyluje od očekávaných vzorců — včasná signalizace potenciálních problémů v prodejních procesech.</w:t>
-      </w:r>
-    </w:p>
-    <w:p>
-      <w:pPr>
-        <w:pStyle w:val="ListBullet"/>
-      </w:pPr>
-      <w:r>
-        <w:t>Optimalizace pracovní síly — doporučené rozvrhy obsazení na základě předpokládaných vzorců trafficu, snižující jak přebytek, tak nedostatek personálu.</w:t>
+        <w:t>Aktuální stav: attach rate addonů a míry konverzí jsou monitorovány vizuálně přes dashboardy.</w:t>
       </w:r>
     </w:p>
     <w:p>
       <w:r>
-        <w:t>Implementační cesta: Snowflake Cortex (vestavěné ML funkce) nebo Python modely integrované do stávajícího workflow dbt + Airflow.</w:t>
+        <w:t>Další krok: automatická statistická detekce anomálií (Z-score nebo Isolation Forest) jako krok DAGu po Prophet predikci. Označuje zaměstnance nebo produkty, kteří se výrazně odchylují od svého historického průměru, a zapisuje upozornění do dedikované Snowflake tabulky.</w:t>
+      </w:r>
+    </w:p>
+    <w:p>
+      <w:r>
+        <w:t>Byznysová hodnota: operační týmy dostávají včasné varování před poklesem výkonu prodeje nebo konverzí — reagují ve dnech místo týdnů.</w:t>
       </w:r>
     </w:p>
     <w:p>
@@ -147,14 +128,15 @@
         <w:tblLook w:firstColumn="1" w:firstRow="1" w:lastColumn="0" w:lastRow="0" w:noHBand="0" w:noVBand="1" w:val="04A0"/>
       </w:tblPr>
       <w:tblGrid>
-        <w:gridCol w:w="2880"/>
-        <w:gridCol w:w="2880"/>
-        <w:gridCol w:w="2880"/>
+        <w:gridCol w:w="2160"/>
+        <w:gridCol w:w="2160"/>
+        <w:gridCol w:w="2160"/>
+        <w:gridCol w:w="2160"/>
       </w:tblGrid>
       <w:tr>
         <w:tc>
           <w:tcPr>
-            <w:tcW w:type="dxa" w:w="2880"/>
+            <w:tcW w:type="dxa" w:w="2160"/>
           </w:tcPr>
           <w:p>
             <w:r>
@@ -164,7 +146,7 @@
         </w:tc>
         <w:tc>
           <w:tcPr>
-            <w:tcW w:type="dxa" w:w="2880"/>
+            <w:tcW w:type="dxa" w:w="2160"/>
           </w:tcPr>
           <w:p>
             <w:r>
@@ -174,7 +156,7 @@
         </w:tc>
         <w:tc>
           <w:tcPr>
-            <w:tcW w:type="dxa" w:w="2880"/>
+            <w:tcW w:type="dxa" w:w="2160"/>
           </w:tcPr>
           <w:p>
             <w:r>
@@ -182,31 +164,41 @@
             </w:r>
           </w:p>
         </w:tc>
+        <w:tc>
+          <w:tcPr>
+            <w:tcW w:type="dxa" w:w="2160"/>
+          </w:tcPr>
+          <w:p>
+            <w:r>
+              <w:t>Stav</w:t>
+            </w:r>
+          </w:p>
+        </w:tc>
       </w:tr>
       <w:tr>
         <w:tc>
           <w:tcPr>
-            <w:tcW w:type="dxa" w:w="2880"/>
+            <w:tcW w:type="dxa" w:w="2160"/>
           </w:tcPr>
           <w:p>
             <w:r>
-              <w:t>Doručování v téměř reálném čase</w:t>
+              <w:t>Predikce příjmů (Prophet)</w:t>
             </w:r>
           </w:p>
         </w:tc>
         <w:tc>
           <w:tcPr>
-            <w:tcW w:type="dxa" w:w="2880"/>
+            <w:tcW w:type="dxa" w:w="2160"/>
           </w:tcPr>
           <w:p>
             <w:r>
-              <w:t>Živá operační viditelnost</w:t>
+              <w:t>Plánování příjmů a rozpočtu</w:t>
             </w:r>
           </w:p>
         </w:tc>
         <w:tc>
           <w:tcPr>
-            <w:tcW w:type="dxa" w:w="2880"/>
+            <w:tcW w:type="dxa" w:w="2160"/>
           </w:tcPr>
           <w:p>
             <w:r>
@@ -214,35 +206,13 @@
             </w:r>
           </w:p>
         </w:tc>
-      </w:tr>
-      <w:tr>
         <w:tc>
           <w:tcPr>
-            <w:tcW w:type="dxa" w:w="2880"/>
+            <w:tcW w:type="dxa" w:w="2160"/>
           </w:tcPr>
           <w:p>
             <w:r>
-              <w:t>Prediktivní analytika / ML</w:t>
-            </w:r>
-          </w:p>
-        </w:tc>
-        <w:tc>
-          <w:tcPr>
-            <w:tcW w:type="dxa" w:w="2880"/>
-          </w:tcPr>
-          <w:p>
-            <w:r>
-              <w:t>Proaktivní rozhodování</w:t>
-            </w:r>
-          </w:p>
-        </w:tc>
-        <w:tc>
-          <w:tcPr>
-            <w:tcW w:type="dxa" w:w="2880"/>
-          </w:tcPr>
-          <w:p>
-            <w:r>
-              <w:t>Vysoká</w:t>
+              <w:t>IMPLEMENTOVÁNO</w:t>
             </w:r>
           </w:p>
         </w:tc>
@@ -250,7 +220,49 @@
       <w:tr>
         <w:tc>
           <w:tcPr>
-            <w:tcW w:type="dxa" w:w="2880"/>
+            <w:tcW w:type="dxa" w:w="2160"/>
+          </w:tcPr>
+          <w:p>
+            <w:r>
+              <w:t>Detekce anomálií</w:t>
+            </w:r>
+          </w:p>
+        </w:tc>
+        <w:tc>
+          <w:tcPr>
+            <w:tcW w:type="dxa" w:w="2160"/>
+          </w:tcPr>
+          <w:p>
+            <w:r>
+              <w:t>Včasné varování před poklesem výkonu</w:t>
+            </w:r>
+          </w:p>
+        </w:tc>
+        <w:tc>
+          <w:tcPr>
+            <w:tcW w:type="dxa" w:w="2160"/>
+          </w:tcPr>
+          <w:p>
+            <w:r>
+              <w:t>Střední</w:t>
+            </w:r>
+          </w:p>
+        </w:tc>
+        <w:tc>
+          <w:tcPr>
+            <w:tcW w:type="dxa" w:w="2160"/>
+          </w:tcPr>
+          <w:p>
+            <w:r>
+              <w:t>Plánováno</w:t>
+            </w:r>
+          </w:p>
+        </w:tc>
+      </w:tr>
+      <w:tr>
+        <w:tc>
+          <w:tcPr>
+            <w:tcW w:type="dxa" w:w="2160"/>
           </w:tcPr>
           <w:p>
             <w:r>
@@ -260,7 +272,7 @@
         </w:tc>
         <w:tc>
           <w:tcPr>
-            <w:tcW w:type="dxa" w:w="2880"/>
+            <w:tcW w:type="dxa" w:w="2160"/>
           </w:tcPr>
           <w:p>
             <w:r>
@@ -270,11 +282,21 @@
         </w:tc>
         <w:tc>
           <w:tcPr>
-            <w:tcW w:type="dxa" w:w="2880"/>
+            <w:tcW w:type="dxa" w:w="2160"/>
           </w:tcPr>
           <w:p>
             <w:r>
-              <w:t>Střední</w:t>
+              <w:t>Střední-Vysoká</w:t>
+            </w:r>
+          </w:p>
+        </w:tc>
+        <w:tc>
+          <w:tcPr>
+            <w:tcW w:type="dxa" w:w="2160"/>
+          </w:tcPr>
+          <w:p>
+            <w:r>
+              <w:t>Plánováno</w:t>
             </w:r>
           </w:p>
         </w:tc>

--- a/Documentation CZ/Pitch CZ 5.0.docx
+++ b/Documentation CZ/Pitch CZ 5.0.docx
@@ -53,17 +53,35 @@
         <w:pStyle w:val="Heading1"/>
       </w:pPr>
       <w:r>
-        <w:t>2.  Detekce anomálií</w:t>
+        <w:t>2.  Detekce anomálií — IMPLEMENTOVÁNO</w:t>
       </w:r>
     </w:p>
     <w:p>
       <w:r>
-        <w:t>Aktuální stav: attach rate addonů a míry konverzí jsou monitorovány vizuálně přes dashboardy.</w:t>
+        <w:t>Implementováno: Statistická detekce anomálií pomocí Z-score (DAG 06) běží automaticky po každém pipeline cyklu.</w:t>
       </w:r>
     </w:p>
     <w:p>
       <w:r>
-        <w:t>Další krok: automatická statistická detekce anomálií (Z-score nebo Isolation Forest) jako krok DAGu po Prophet predikci. Označuje zaměstnance nebo produkty, kteří se výrazně odchylují od svého historického průměru, a zapisuje upozornění do dedikované Snowflake tabulky.</w:t>
+        <w:t>Co dělá: počítá historický průměr a směrodatnou odchylku pro každý produkt (konverzní míra) a každého zaměstnance (attach rate addonů). Označuje jako anomálii každé období, kde absolutní Z-score překračuje 2,0 — se směrem (HIGH / LOW). Výsledky uloženy v GOLD.ML_ANOMALY_FLAGS.</w:t>
+        <w:br/>
+        <w:br/>
+        <w:t>Byznysová hodnota: operační týmy dostávají automatizované včasné varování před poklesem výkonu prodeje nebo kvality konverzí — bez manuálního monitoringu dashboardů.</w:t>
+        <w:br/>
+        <w:br/>
+        <w:t>3.  Predikce vzorců trafficu — IMPLEMENTOVÁNO</w:t>
+        <w:br/>
+        <w:br/>
+        <w:t>Implementováno: Model Ridge Regression (DAG 06) běží automaticky po každém pipeline cyklu.</w:t>
+        <w:br/>
+        <w:br/>
+        <w:t>Co dělá: trénuje na historických hodinových datech návštěvnosti a předpovídá očekávaný provoz pro všech 168 kombinací hodina × den v týdnu. Výsledky uloženy v GOLD.ML_TRAFFIC_PREDICTION.</w:t>
+        <w:br/>
+        <w:br/>
+        <w:t>Byznysová hodnota: týmy zodpovědné za kapacitní plánování a kampaně mohou identifikovat optimální časy pro propagační akce a předvídat okna s vysokým provozem.</w:t>
+        <w:br/>
+        <w:br/>
+        <w:t>4.  Kvalita dat &amp; governance ve velkém měřítku predikci. Označuje zaměstnance nebo produkty, kteří se výrazně odchylují od svého historického průměru, a zapisuje upozornění do dedikované Snowflake tabulky.</w:t>
       </w:r>
     </w:p>
     <w:p>
@@ -75,9 +93,7 @@
       <w:pPr>
         <w:pStyle w:val="Heading1"/>
       </w:pPr>
-      <w:r>
-        <w:t>3.  Kvalita dat &amp; governance ve velkém měřítku</w:t>
-      </w:r>
+      <w:r/>
     </w:p>
     <w:p>
       <w:r>

--- a/Documentation CZ/Pitch CZ 5.0.docx
+++ b/Documentation CZ/Pitch CZ 5.0.docx
@@ -81,12 +81,7 @@
         <w:t>Byznysová hodnota: týmy zodpovědné za kapacitní plánování a kampaně mohou identifikovat optimální časy pro propagační akce a předvídat okna s vysokým provozem.</w:t>
         <w:br/>
         <w:br/>
-        <w:t>4.  Kvalita dat &amp; governance ve velkém měřítku predikci. Označuje zaměstnance nebo produkty, kteří se výrazně odchylují od svého historického průměru, a zapisuje upozornění do dedikované Snowflake tabulky.</w:t>
-      </w:r>
-    </w:p>
-    <w:p>
-      <w:r>
-        <w:t>Byznysová hodnota: operační týmy dostávají včasné varování před poklesem výkonu prodeje nebo konverzí — reagují ve dnech místo týdnů.</w:t>
+        <w:t>4.  Kvalita dat &amp; governance</w:t>
       </w:r>
     </w:p>
     <w:p>
